--- a/documentatie/Technisch ontwerp.docx
+++ b/documentatie/Technisch ontwerp.docx
@@ -41,7 +41,31 @@
     </w:p>
     <w:p>
       <w:r>
-        <w:t>Technisch wordt dit gerealiseerd met Laravel, Herd, SQLite, Tailwind CSS en ICS</w:t>
+        <w:t xml:space="preserve">Technisch wordt dit gerealiseerd met </w:t>
+      </w:r>
+      <w:proofErr w:type="spellStart"/>
+      <w:r>
+        <w:t>Laravel</w:t>
+      </w:r>
+      <w:proofErr w:type="spellEnd"/>
+      <w:r>
+        <w:t xml:space="preserve">, Herd, </w:t>
+      </w:r>
+      <w:proofErr w:type="spellStart"/>
+      <w:r>
+        <w:t>SQLite</w:t>
+      </w:r>
+      <w:proofErr w:type="spellEnd"/>
+      <w:r>
+        <w:t xml:space="preserve">, </w:t>
+      </w:r>
+      <w:proofErr w:type="spellStart"/>
+      <w:r>
+        <w:t>Tailwind</w:t>
+      </w:r>
+      <w:proofErr w:type="spellEnd"/>
+      <w:r>
+        <w:t xml:space="preserve"> CSS en ICS</w:t>
       </w:r>
       <w:r>
         <w:noBreakHyphen/>
@@ -69,8 +93,13 @@
       </w:r>
       <w:r>
         <w:noBreakHyphen/>
-        <w:t>ontwikkeling, frontend</w:t>
-      </w:r>
+        <w:t xml:space="preserve">ontwikkeling, </w:t>
+      </w:r>
+      <w:proofErr w:type="spellStart"/>
+      <w:r>
+        <w:t>frontend</w:t>
+      </w:r>
+      <w:proofErr w:type="spellEnd"/>
       <w:r>
         <w:noBreakHyphen/>
         <w:t>ontwikkeling en database</w:t>
@@ -99,8 +128,13 @@
         </w:numPr>
       </w:pPr>
       <w:r>
-        <w:t>Opzetten van de Laravel</w:t>
-      </w:r>
+        <w:t xml:space="preserve">Opzetten van de </w:t>
+      </w:r>
+      <w:proofErr w:type="spellStart"/>
+      <w:r>
+        <w:t>Laravel</w:t>
+      </w:r>
+      <w:proofErr w:type="spellEnd"/>
       <w:r>
         <w:noBreakHyphen/>
         <w:t>omgeving via Herd</w:t>
@@ -292,7 +326,23 @@
           <w:b/>
           <w:bCs/>
         </w:rPr>
-        <w:t>Database (SQLite)</w:t>
+        <w:t>Database (</w:t>
+      </w:r>
+      <w:proofErr w:type="spellStart"/>
+      <w:r>
+        <w:rPr>
+          <w:b/>
+          <w:bCs/>
+        </w:rPr>
+        <w:t>SQLite</w:t>
+      </w:r>
+      <w:proofErr w:type="spellEnd"/>
+      <w:r>
+        <w:rPr>
+          <w:b/>
+          <w:bCs/>
+        </w:rPr>
+        <w:t>)</w:t>
       </w:r>
     </w:p>
     <w:p>
@@ -320,8 +370,16 @@
           <w:bCs/>
         </w:rPr>
         <w:noBreakHyphen/>
+      </w:r>
+      <w:proofErr w:type="spellStart"/>
+      <w:r>
+        <w:rPr>
+          <w:b/>
+          <w:bCs/>
+        </w:rPr>
         <w:t>endpoints</w:t>
       </w:r>
+      <w:proofErr w:type="spellEnd"/>
     </w:p>
     <w:p>
       <w:r>
@@ -329,7 +387,15 @@
       </w:r>
       <w:r>
         <w:noBreakHyphen/>
-        <w:t>API voor activiteitenbeheer, koppelingen en kalenderfeeds.</w:t>
+        <w:t xml:space="preserve">API voor activiteitenbeheer, koppelingen en </w:t>
+      </w:r>
+      <w:proofErr w:type="spellStart"/>
+      <w:r>
+        <w:t>kalenderfeeds</w:t>
+      </w:r>
+      <w:proofErr w:type="spellEnd"/>
+      <w:r>
+        <w:t>.</w:t>
       </w:r>
     </w:p>
     <w:p>
@@ -535,7 +601,15 @@
           </w:tcPr>
           <w:p>
             <w:r>
-              <w:t>Architectuurontwerp, datamodel, setup Laravel + Herd</w:t>
+              <w:t xml:space="preserve">Architectuurontwerp, datamodel, setup </w:t>
+            </w:r>
+            <w:proofErr w:type="spellStart"/>
+            <w:r>
+              <w:t>Laravel</w:t>
+            </w:r>
+            <w:proofErr w:type="spellEnd"/>
+            <w:r>
+              <w:t xml:space="preserve"> + Herd</w:t>
             </w:r>
           </w:p>
         </w:tc>
@@ -998,9 +1072,11 @@
           <w:numId w:val="21"/>
         </w:numPr>
       </w:pPr>
+      <w:proofErr w:type="spellStart"/>
       <w:r>
         <w:t>Kalenderabonnementpagina</w:t>
       </w:r>
+      <w:proofErr w:type="spellEnd"/>
     </w:p>
     <w:p>
       <w:pPr>
@@ -1022,8 +1098,16 @@
           <w:bCs/>
         </w:rPr>
         <w:noBreakHyphen/>
+      </w:r>
+      <w:proofErr w:type="spellStart"/>
+      <w:r>
+        <w:rPr>
+          <w:b/>
+          <w:bCs/>
+        </w:rPr>
         <w:t>endpoints</w:t>
       </w:r>
+      <w:proofErr w:type="spellEnd"/>
     </w:p>
     <w:p>
       <w:pPr>
@@ -1044,7 +1128,15 @@
         </w:numPr>
       </w:pPr>
       <w:r>
-        <w:t>/activiteiten/{id}/klassen</w:t>
+        <w:t>/activiteiten/{</w:t>
+      </w:r>
+      <w:proofErr w:type="spellStart"/>
+      <w:r>
+        <w:t>id</w:t>
+      </w:r>
+      <w:proofErr w:type="spellEnd"/>
+      <w:r>
+        <w:t>}/klassen</w:t>
       </w:r>
     </w:p>
     <w:p>
@@ -1055,7 +1147,15 @@
         </w:numPr>
       </w:pPr>
       <w:r>
-        <w:t>/activiteiten/{id}/groepen</w:t>
+        <w:t>/activiteiten/{</w:t>
+      </w:r>
+      <w:proofErr w:type="spellStart"/>
+      <w:r>
+        <w:t>id</w:t>
+      </w:r>
+      <w:proofErr w:type="spellEnd"/>
+      <w:r>
+        <w:t>}/groepen</w:t>
       </w:r>
     </w:p>
     <w:p>
@@ -1066,7 +1166,15 @@
         </w:numPr>
       </w:pPr>
       <w:r>
-        <w:t>/calendar/{token}.ics</w:t>
+        <w:t>/</w:t>
+      </w:r>
+      <w:proofErr w:type="spellStart"/>
+      <w:r>
+        <w:t>calendar</w:t>
+      </w:r>
+      <w:proofErr w:type="spellEnd"/>
+      <w:r>
+        <w:t>/{token}.ics</w:t>
       </w:r>
     </w:p>
     <w:p>
@@ -1077,8 +1185,13 @@
         </w:numPr>
       </w:pPr>
       <w:r>
-        <w:t>/export/excel</w:t>
-      </w:r>
+        <w:t>/export/</w:t>
+      </w:r>
+      <w:proofErr w:type="spellStart"/>
+      <w:r>
+        <w:t>excel</w:t>
+      </w:r>
+      <w:proofErr w:type="spellEnd"/>
     </w:p>
     <w:p>
       <w:pPr>
@@ -1174,8 +1287,13 @@
           <w:numId w:val="24"/>
         </w:numPr>
       </w:pPr>
-      <w:r>
-        <w:t>Laravel 12.x</w:t>
+      <w:proofErr w:type="spellStart"/>
+      <w:r>
+        <w:t>Laravel</w:t>
+      </w:r>
+      <w:proofErr w:type="spellEnd"/>
+      <w:r>
+        <w:t xml:space="preserve"> 12.x</w:t>
       </w:r>
     </w:p>
     <w:p>
@@ -1186,7 +1304,15 @@
         </w:numPr>
       </w:pPr>
       <w:r>
-        <w:t>Herd (lokale PHP/Laravel server)</w:t>
+        <w:t>Herd (lokale PHP/</w:t>
+      </w:r>
+      <w:proofErr w:type="spellStart"/>
+      <w:r>
+        <w:t>Laravel</w:t>
+      </w:r>
+      <w:proofErr w:type="spellEnd"/>
+      <w:r>
+        <w:t xml:space="preserve"> server)</w:t>
       </w:r>
     </w:p>
     <w:p>
@@ -1196,8 +1322,13 @@
           <w:numId w:val="24"/>
         </w:numPr>
       </w:pPr>
-      <w:r>
-        <w:t>SQLite database</w:t>
+      <w:proofErr w:type="spellStart"/>
+      <w:r>
+        <w:t>SQLite</w:t>
+      </w:r>
+      <w:proofErr w:type="spellEnd"/>
+      <w:r>
+        <w:t xml:space="preserve"> database</w:t>
       </w:r>
     </w:p>
     <w:p>
@@ -1207,8 +1338,13 @@
           <w:numId w:val="24"/>
         </w:numPr>
       </w:pPr>
-      <w:r>
-        <w:t>Tailwind CSS</w:t>
+      <w:proofErr w:type="spellStart"/>
+      <w:r>
+        <w:t>Tailwind</w:t>
+      </w:r>
+      <w:proofErr w:type="spellEnd"/>
+      <w:r>
+        <w:t xml:space="preserve"> CSS</w:t>
       </w:r>
     </w:p>
     <w:p>
@@ -1230,8 +1366,13 @@
         </w:numPr>
       </w:pPr>
       <w:r>
-        <w:t>Node.js + Vite</w:t>
-      </w:r>
+        <w:t xml:space="preserve">Node.js + </w:t>
+      </w:r>
+      <w:proofErr w:type="spellStart"/>
+      <w:r>
+        <w:t>Vite</w:t>
+      </w:r>
+      <w:proofErr w:type="spellEnd"/>
     </w:p>
     <w:p>
       <w:pPr>
@@ -1256,7 +1397,15 @@
         </w:numPr>
       </w:pPr>
       <w:r>
-        <w:t>Lokale ontwikkelmachine (Windows/macOS)</w:t>
+        <w:t>Lokale ontwikkelmachine (Windows/</w:t>
+      </w:r>
+      <w:proofErr w:type="spellStart"/>
+      <w:r>
+        <w:t>macOS</w:t>
+      </w:r>
+      <w:proofErr w:type="spellEnd"/>
+      <w:r>
+        <w:t>)</w:t>
       </w:r>
     </w:p>
     <w:p>
@@ -1307,8 +1456,13 @@
           <w:numId w:val="26"/>
         </w:numPr>
       </w:pPr>
-      <w:r>
-        <w:t>SQLite testdatabase</w:t>
+      <w:proofErr w:type="spellStart"/>
+      <w:r>
+        <w:t>SQLite</w:t>
+      </w:r>
+      <w:proofErr w:type="spellEnd"/>
+      <w:r>
+        <w:t xml:space="preserve"> testdatabase</w:t>
       </w:r>
     </w:p>
     <w:p>
@@ -1348,8 +1502,13 @@
           <w:numId w:val="27"/>
         </w:numPr>
       </w:pPr>
-      <w:r>
-        <w:t>Laravel draait lokaal via Herd</w:t>
+      <w:proofErr w:type="spellStart"/>
+      <w:r>
+        <w:t>Laravel</w:t>
+      </w:r>
+      <w:proofErr w:type="spellEnd"/>
+      <w:r>
+        <w:t xml:space="preserve"> draait lokaal via Herd</w:t>
       </w:r>
     </w:p>
     <w:p>
@@ -1359,23 +1518,44 @@
           <w:numId w:val="27"/>
         </w:numPr>
       </w:pPr>
-      <w:r>
-        <w:t>SQLite databasebestand wordt lokaal opgeslagen</w:t>
-      </w:r>
-    </w:p>
-    <w:p>
-      <w:pPr>
-        <w:rPr>
-          <w:b/>
-          <w:bCs/>
-        </w:rPr>
-      </w:pPr>
-      <w:r>
-        <w:rPr>
-          <w:b/>
-          <w:bCs/>
-        </w:rPr>
-        <w:t>Hosting (indien later nodig)</w:t>
+      <w:proofErr w:type="spellStart"/>
+      <w:r>
+        <w:t>SQLite</w:t>
+      </w:r>
+      <w:proofErr w:type="spellEnd"/>
+      <w:r>
+        <w:t xml:space="preserve"> databasebestand wordt lokaal opgeslagen</w:t>
+      </w:r>
+    </w:p>
+    <w:p>
+      <w:pPr>
+        <w:rPr>
+          <w:b/>
+          <w:bCs/>
+        </w:rPr>
+      </w:pPr>
+      <w:r>
+        <w:rPr>
+          <w:b/>
+          <w:bCs/>
+        </w:rPr>
+        <w:t>Hosting (</w:t>
+      </w:r>
+      <w:proofErr w:type="gramStart"/>
+      <w:r>
+        <w:rPr>
+          <w:b/>
+          <w:bCs/>
+        </w:rPr>
+        <w:t>indien</w:t>
+      </w:r>
+      <w:proofErr w:type="gramEnd"/>
+      <w:r>
+        <w:rPr>
+          <w:b/>
+          <w:bCs/>
+        </w:rPr>
+        <w:t xml:space="preserve"> later nodig)</w:t>
       </w:r>
     </w:p>
     <w:p>
@@ -1385,8 +1565,13 @@
           <w:numId w:val="28"/>
         </w:numPr>
       </w:pPr>
-      <w:r>
-        <w:t>Laravel kan worden gehost op elke PHP</w:t>
+      <w:proofErr w:type="spellStart"/>
+      <w:r>
+        <w:t>Laravel</w:t>
+      </w:r>
+      <w:proofErr w:type="spellEnd"/>
+      <w:r>
+        <w:t xml:space="preserve"> kan worden gehost op elke PHP</w:t>
       </w:r>
       <w:r>
         <w:noBreakHyphen/>
@@ -1400,8 +1585,29 @@
           <w:numId w:val="28"/>
         </w:numPr>
       </w:pPr>
-      <w:r>
-        <w:t>SQLite kan worden vervangen door MySQL/PostgreSQL indien nodig</w:t>
+      <w:proofErr w:type="spellStart"/>
+      <w:r>
+        <w:t>SQLite</w:t>
+      </w:r>
+      <w:proofErr w:type="spellEnd"/>
+      <w:r>
+        <w:t xml:space="preserve"> kan worden vervangen door </w:t>
+      </w:r>
+      <w:proofErr w:type="spellStart"/>
+      <w:r>
+        <w:t>MySQL</w:t>
+      </w:r>
+      <w:proofErr w:type="spellEnd"/>
+      <w:r>
+        <w:t>/</w:t>
+      </w:r>
+      <w:proofErr w:type="spellStart"/>
+      <w:r>
+        <w:t>PostgreSQL</w:t>
+      </w:r>
+      <w:proofErr w:type="spellEnd"/>
+      <w:r>
+        <w:t xml:space="preserve"> indien nodig</w:t>
       </w:r>
     </w:p>
     <w:p>
@@ -1453,8 +1659,13 @@
         </w:numPr>
       </w:pPr>
       <w:r>
-        <w:t>Password hashing</w:t>
-      </w:r>
+        <w:t xml:space="preserve">Password </w:t>
+      </w:r>
+      <w:proofErr w:type="spellStart"/>
+      <w:r>
+        <w:t>hashing</w:t>
+      </w:r>
+      <w:proofErr w:type="spellEnd"/>
     </w:p>
     <w:p>
       <w:pPr>
@@ -1478,8 +1689,13 @@
           <w:numId w:val="30"/>
         </w:numPr>
       </w:pPr>
-      <w:r>
-        <w:t>SQLite databasebestand</w:t>
+      <w:proofErr w:type="spellStart"/>
+      <w:r>
+        <w:t>SQLite</w:t>
+      </w:r>
+      <w:proofErr w:type="spellEnd"/>
+      <w:r>
+        <w:t xml:space="preserve"> databasebestand</w:t>
       </w:r>
     </w:p>
     <w:p>
@@ -1535,8 +1751,21 @@
           <w:numId w:val="31"/>
         </w:numPr>
       </w:pPr>
-      <w:r>
-        <w:t>Frontend (Blade + Tailwind)</w:t>
+      <w:proofErr w:type="spellStart"/>
+      <w:r>
+        <w:t>Frontend</w:t>
+      </w:r>
+      <w:proofErr w:type="spellEnd"/>
+      <w:r>
+        <w:t xml:space="preserve"> (Blade + </w:t>
+      </w:r>
+      <w:proofErr w:type="spellStart"/>
+      <w:r>
+        <w:t>Tailwind</w:t>
+      </w:r>
+      <w:proofErr w:type="spellEnd"/>
+      <w:r>
+        <w:t>)</w:t>
       </w:r>
     </w:p>
     <w:p>
@@ -1547,7 +1776,15 @@
         </w:numPr>
       </w:pPr>
       <w:r>
-        <w:t>Backend (Laravel controllers)</w:t>
+        <w:t>Backend (</w:t>
+      </w:r>
+      <w:proofErr w:type="spellStart"/>
+      <w:r>
+        <w:t>Laravel</w:t>
+      </w:r>
+      <w:proofErr w:type="spellEnd"/>
+      <w:r>
+        <w:t xml:space="preserve"> controllers)</w:t>
       </w:r>
     </w:p>
     <w:p>
@@ -1558,7 +1795,15 @@
         </w:numPr>
       </w:pPr>
       <w:r>
-        <w:t>Database (SQLite)</w:t>
+        <w:t>Database (</w:t>
+      </w:r>
+      <w:proofErr w:type="spellStart"/>
+      <w:r>
+        <w:t>SQLite</w:t>
+      </w:r>
+      <w:proofErr w:type="spellEnd"/>
+      <w:r>
+        <w:t>)</w:t>
       </w:r>
     </w:p>
     <w:p>
@@ -1715,9 +1960,11 @@
           <w:numId w:val="33"/>
         </w:numPr>
       </w:pPr>
+      <w:proofErr w:type="spellStart"/>
       <w:r>
         <w:t>activiteit_klas</w:t>
       </w:r>
+      <w:proofErr w:type="spellEnd"/>
     </w:p>
     <w:p>
       <w:pPr>
@@ -1726,9 +1973,11 @@
           <w:numId w:val="33"/>
         </w:numPr>
       </w:pPr>
+      <w:proofErr w:type="spellStart"/>
       <w:r>
         <w:t>activiteit_groep</w:t>
       </w:r>
+      <w:proofErr w:type="spellEnd"/>
     </w:p>
     <w:p>
       <w:pPr>
@@ -1943,9 +2192,11 @@
           <w:numId w:val="37"/>
         </w:numPr>
       </w:pPr>
+      <w:proofErr w:type="spellStart"/>
       <w:r>
         <w:t>Laravel</w:t>
       </w:r>
+      <w:proofErr w:type="spellEnd"/>
     </w:p>
     <w:p>
       <w:pPr>
@@ -1969,8 +2220,13 @@
           <w:numId w:val="38"/>
         </w:numPr>
       </w:pPr>
-      <w:r>
-        <w:t>Tailwind CSS</w:t>
+      <w:proofErr w:type="spellStart"/>
+      <w:r>
+        <w:t>Tailwind</w:t>
+      </w:r>
+      <w:proofErr w:type="spellEnd"/>
+      <w:r>
+        <w:t xml:space="preserve"> CSS</w:t>
       </w:r>
     </w:p>
     <w:p>
@@ -2021,8 +2277,13 @@
           <w:numId w:val="40"/>
         </w:numPr>
       </w:pPr>
-      <w:r>
-        <w:t>PHPStorm / VS Code</w:t>
+      <w:proofErr w:type="spellStart"/>
+      <w:r>
+        <w:t>PHPStorm</w:t>
+      </w:r>
+      <w:proofErr w:type="spellEnd"/>
+      <w:r>
+        <w:t xml:space="preserve"> / VS Code</w:t>
       </w:r>
     </w:p>
     <w:p>
@@ -2048,7 +2309,15 @@
         </w:numPr>
       </w:pPr>
       <w:r>
-        <w:t>Spatie iCalendar Generator</w:t>
+        <w:t xml:space="preserve">Spatie </w:t>
+      </w:r>
+      <w:proofErr w:type="spellStart"/>
+      <w:r>
+        <w:t>iCalendar</w:t>
+      </w:r>
+      <w:proofErr w:type="spellEnd"/>
+      <w:r>
+        <w:t xml:space="preserve"> Generator</w:t>
       </w:r>
     </w:p>
     <w:p>
@@ -2059,8 +2328,13 @@
         </w:numPr>
       </w:pPr>
       <w:r>
-        <w:t>Simple QrCode</w:t>
-      </w:r>
+        <w:t xml:space="preserve">Simple </w:t>
+      </w:r>
+      <w:proofErr w:type="spellStart"/>
+      <w:r>
+        <w:t>QrCode</w:t>
+      </w:r>
+      <w:proofErr w:type="spellEnd"/>
     </w:p>
     <w:p>
       <w:pPr>
@@ -2069,8 +2343,13 @@
           <w:numId w:val="41"/>
         </w:numPr>
       </w:pPr>
-      <w:r>
-        <w:t>Laravel Excel</w:t>
+      <w:proofErr w:type="spellStart"/>
+      <w:r>
+        <w:t>Laravel</w:t>
+      </w:r>
+      <w:proofErr w:type="spellEnd"/>
+      <w:r>
+        <w:t xml:space="preserve"> Excel</w:t>
       </w:r>
     </w:p>
     <w:p>
@@ -2196,8 +2475,13 @@
         </w:numPr>
       </w:pPr>
       <w:r>
-        <w:t>Password hashing</w:t>
-      </w:r>
+        <w:t xml:space="preserve">Password </w:t>
+      </w:r>
+      <w:proofErr w:type="spellStart"/>
+      <w:r>
+        <w:t>hashing</w:t>
+      </w:r>
+      <w:proofErr w:type="spellEnd"/>
     </w:p>
     <w:p>
       <w:pPr>
@@ -2267,9 +2551,11 @@
           <w:numId w:val="44"/>
         </w:numPr>
       </w:pPr>
+      <w:proofErr w:type="spellStart"/>
       <w:r>
         <w:t>SQLite</w:t>
       </w:r>
+      <w:proofErr w:type="spellEnd"/>
       <w:r>
         <w:noBreakHyphen/>
         <w:t>bestand kan eenvoudig worden gekopieerd</w:t>
@@ -2340,22 +2626,1600 @@
     </w:p>
     <w:p>
       <w:pPr>
-        <w:rPr>
-          <w:b/>
-          <w:bCs/>
-        </w:rPr>
-      </w:pPr>
-      <w:r>
-        <w:rPr>
-          <w:b/>
-          <w:bCs/>
-        </w:rPr>
-        <w:t>13. Conclusie</w:t>
-      </w:r>
-    </w:p>
-    <w:p>
-      <w:r>
-        <w:t>Dit technisch ontwerp beschrijft de volledige technische opbouw van de Schiphol Terminal Board webapplicatie. De gekozen architectuur met Laravel, Herd, SQLite en Tailwind CSS is stabiel, veilig, onderhoudbaar en perfect geschikt voor een onderwijsproject. De applicatie biedt een centrale oplossing voor het probleem dat studenten geen overzicht hebben van hun planning en maakt het mogelijk om activiteiten efficiënt te beheren en te synchroniseren met agenda’s.</w:t>
+        <w:ind w:left="360"/>
+      </w:pPr>
+    </w:p>
+    <w:p>
+      <w:pPr>
+        <w:rPr>
+          <w:b/>
+          <w:bCs/>
+        </w:rPr>
+      </w:pPr>
+      <w:r>
+        <w:rPr>
+          <w:b/>
+          <w:bCs/>
+        </w:rPr>
+        <w:t xml:space="preserve">13. </w:t>
+      </w:r>
+      <w:r>
+        <w:rPr>
+          <w:b/>
+          <w:bCs/>
+        </w:rPr>
+        <w:t xml:space="preserve">Wireframes </w:t>
+      </w:r>
+    </w:p>
+    <w:p>
+      <w:r>
+        <w:t xml:space="preserve">Hieronder staan de </w:t>
+      </w:r>
+      <w:r>
+        <w:t>Wireframes</w:t>
+      </w:r>
+      <w:r>
+        <w:t xml:space="preserve"> die we hebben gemaakt voor dit project. Alle </w:t>
+      </w:r>
+      <w:r>
+        <w:t>Wireframes</w:t>
+      </w:r>
+      <w:r>
+        <w:t xml:space="preserve"> bevatten een korte uitleg </w:t>
+      </w:r>
+      <w:r>
+        <w:t>met een afbeelding ernaast.</w:t>
+      </w:r>
+    </w:p>
+    <w:p>
+      <w:pPr>
+        <w:pStyle w:val="Kop3"/>
+        <w:rPr>
+          <w:b/>
+          <w:bCs/>
+        </w:rPr>
+      </w:pPr>
+    </w:p>
+    <w:p>
+      <w:r>
+        <w:rPr>
+          <w:noProof/>
+        </w:rPr>
+        <w:drawing>
+          <wp:anchor distT="0" distB="0" distL="114300" distR="114300" simplePos="0" relativeHeight="251659264" behindDoc="1" locked="0" layoutInCell="1" allowOverlap="1" wp14:anchorId="7539FBD1" wp14:editId="4C7E736A">
+            <wp:simplePos x="0" y="0"/>
+            <wp:positionH relativeFrom="margin">
+              <wp:posOffset>3054985</wp:posOffset>
+            </wp:positionH>
+            <wp:positionV relativeFrom="paragraph">
+              <wp:posOffset>66040</wp:posOffset>
+            </wp:positionV>
+            <wp:extent cx="2705100" cy="1722120"/>
+            <wp:effectExtent l="0" t="0" r="0" b="0"/>
+            <wp:wrapSquare wrapText="bothSides"/>
+            <wp:docPr id="1896611893" name="Afbeelding 1"/>
+            <wp:cNvGraphicFramePr>
+              <a:graphicFrameLocks xmlns:a="http://schemas.openxmlformats.org/drawingml/2006/main" noChangeAspect="1"/>
+            </wp:cNvGraphicFramePr>
+            <a:graphic xmlns:a="http://schemas.openxmlformats.org/drawingml/2006/main">
+              <a:graphicData uri="http://schemas.openxmlformats.org/drawingml/2006/picture">
+                <pic:pic xmlns:pic="http://schemas.openxmlformats.org/drawingml/2006/picture">
+                  <pic:nvPicPr>
+                    <pic:cNvPr id="0" name="Picture 2"/>
+                    <pic:cNvPicPr>
+                      <a:picLocks noChangeAspect="1" noChangeArrowheads="1"/>
+                    </pic:cNvPicPr>
+                  </pic:nvPicPr>
+                  <pic:blipFill rotWithShape="1">
+                    <a:blip r:embed="rId5" cstate="print">
+                      <a:extLst>
+                        <a:ext uri="{28A0092B-C50C-407E-A947-70E740481C1C}">
+                          <a14:useLocalDpi xmlns:a14="http://schemas.microsoft.com/office/drawing/2010/main" val="0"/>
+                        </a:ext>
+                      </a:extLst>
+                    </a:blip>
+                    <a:srcRect t="11267" b="3850"/>
+                    <a:stretch>
+                      <a:fillRect/>
+                    </a:stretch>
+                  </pic:blipFill>
+                  <pic:spPr bwMode="auto">
+                    <a:xfrm>
+                      <a:off x="0" y="0"/>
+                      <a:ext cx="2705100" cy="1722120"/>
+                    </a:xfrm>
+                    <a:prstGeom prst="rect">
+                      <a:avLst/>
+                    </a:prstGeom>
+                    <a:noFill/>
+                    <a:ln>
+                      <a:noFill/>
+                    </a:ln>
+                    <a:extLst>
+                      <a:ext uri="{53640926-AAD7-44D8-BBD7-CCE9431645EC}">
+                        <a14:shadowObscured xmlns:a14="http://schemas.microsoft.com/office/drawing/2010/main"/>
+                      </a:ext>
+                    </a:extLst>
+                  </pic:spPr>
+                </pic:pic>
+              </a:graphicData>
+            </a:graphic>
+            <wp14:sizeRelH relativeFrom="page">
+              <wp14:pctWidth>0</wp14:pctWidth>
+            </wp14:sizeRelH>
+            <wp14:sizeRelV relativeFrom="page">
+              <wp14:pctHeight>0</wp14:pctHeight>
+            </wp14:sizeRelV>
+          </wp:anchor>
+        </w:drawing>
+      </w:r>
+    </w:p>
+    <w:p>
+      <w:pPr>
+        <w:rPr>
+          <w:b/>
+          <w:bCs/>
+        </w:rPr>
+      </w:pPr>
+      <w:r>
+        <w:rPr>
+          <w:b/>
+          <w:bCs/>
+        </w:rPr>
+        <w:t>Wireframe activiteit maken</w:t>
+      </w:r>
+    </w:p>
+    <w:p>
+      <w:r>
+        <w:t xml:space="preserve">Hiernaast zie je een </w:t>
+      </w:r>
+      <w:r>
+        <w:t>Wireframe</w:t>
+      </w:r>
+      <w:r>
+        <w:t>,</w:t>
+      </w:r>
+      <w:r>
+        <w:t xml:space="preserve"> die je laat zien hoe</w:t>
+      </w:r>
+      <w:r>
+        <w:t xml:space="preserve"> de</w:t>
+      </w:r>
+      <w:r>
+        <w:t xml:space="preserve"> </w:t>
+      </w:r>
+      <w:r>
+        <w:t>docenten</w:t>
+      </w:r>
+      <w:r>
+        <w:t xml:space="preserve"> de activiteiten gaa</w:t>
+      </w:r>
+      <w:r>
+        <w:t>n</w:t>
+      </w:r>
+      <w:r>
+        <w:t xml:space="preserve"> aanmaken</w:t>
+      </w:r>
+      <w:r>
+        <w:t>.</w:t>
+      </w:r>
+      <w:r>
+        <w:t xml:space="preserve"> </w:t>
+      </w:r>
+      <w:r>
+        <w:t>O</w:t>
+      </w:r>
+      <w:r>
+        <w:t>p de tekening zie je 6 velden waar je gegevens moet invullen</w:t>
+      </w:r>
+      <w:r>
+        <w:t>,</w:t>
+      </w:r>
+      <w:r>
+        <w:t xml:space="preserve"> nadat </w:t>
+      </w:r>
+      <w:r>
+        <w:t xml:space="preserve">dit </w:t>
+      </w:r>
+      <w:r>
+        <w:t>gedaan is druk je op de knop maak activiteit</w:t>
+      </w:r>
+      <w:r>
+        <w:t xml:space="preserve"> aan.</w:t>
+      </w:r>
+      <w:r>
+        <w:t xml:space="preserve"> </w:t>
+      </w:r>
+      <w:r>
+        <w:t>E</w:t>
+      </w:r>
+      <w:r>
+        <w:t>n je activiteit word aangemaakt</w:t>
+      </w:r>
+      <w:r>
+        <w:t>.</w:t>
+      </w:r>
+    </w:p>
+    <w:p/>
+    <w:p/>
+    <w:p/>
+    <w:p>
+      <w:pPr>
+        <w:rPr>
+          <w:b/>
+          <w:bCs/>
+        </w:rPr>
+      </w:pPr>
+      <w:r>
+        <w:rPr>
+          <w:noProof/>
+        </w:rPr>
+        <w:drawing>
+          <wp:anchor distT="0" distB="0" distL="114300" distR="114300" simplePos="0" relativeHeight="251660288" behindDoc="1" locked="0" layoutInCell="1" allowOverlap="1" wp14:anchorId="2A1E9854" wp14:editId="4A6F2C89">
+            <wp:simplePos x="0" y="0"/>
+            <wp:positionH relativeFrom="margin">
+              <wp:posOffset>3070860</wp:posOffset>
+            </wp:positionH>
+            <wp:positionV relativeFrom="paragraph">
+              <wp:posOffset>9525</wp:posOffset>
+            </wp:positionV>
+            <wp:extent cx="2727960" cy="1863090"/>
+            <wp:effectExtent l="0" t="0" r="0" b="3810"/>
+            <wp:wrapSquare wrapText="bothSides"/>
+            <wp:docPr id="1336823155" name="Afbeelding 4"/>
+            <wp:cNvGraphicFramePr>
+              <a:graphicFrameLocks xmlns:a="http://schemas.openxmlformats.org/drawingml/2006/main" noChangeAspect="1"/>
+            </wp:cNvGraphicFramePr>
+            <a:graphic xmlns:a="http://schemas.openxmlformats.org/drawingml/2006/main">
+              <a:graphicData uri="http://schemas.openxmlformats.org/drawingml/2006/picture">
+                <pic:pic xmlns:pic="http://schemas.openxmlformats.org/drawingml/2006/picture">
+                  <pic:nvPicPr>
+                    <pic:cNvPr id="0" name="Picture 3"/>
+                    <pic:cNvPicPr>
+                      <a:picLocks noChangeAspect="1" noChangeArrowheads="1"/>
+                    </pic:cNvPicPr>
+                  </pic:nvPicPr>
+                  <pic:blipFill>
+                    <a:blip r:embed="rId6" cstate="print">
+                      <a:extLst>
+                        <a:ext uri="{28A0092B-C50C-407E-A947-70E740481C1C}">
+                          <a14:useLocalDpi xmlns:a14="http://schemas.microsoft.com/office/drawing/2010/main" val="0"/>
+                        </a:ext>
+                      </a:extLst>
+                    </a:blip>
+                    <a:srcRect/>
+                    <a:stretch>
+                      <a:fillRect/>
+                    </a:stretch>
+                  </pic:blipFill>
+                  <pic:spPr bwMode="auto">
+                    <a:xfrm rot="10800000">
+                      <a:off x="0" y="0"/>
+                      <a:ext cx="2727960" cy="1863090"/>
+                    </a:xfrm>
+                    <a:prstGeom prst="rect">
+                      <a:avLst/>
+                    </a:prstGeom>
+                    <a:noFill/>
+                    <a:ln>
+                      <a:noFill/>
+                    </a:ln>
+                  </pic:spPr>
+                </pic:pic>
+              </a:graphicData>
+            </a:graphic>
+            <wp14:sizeRelH relativeFrom="page">
+              <wp14:pctWidth>0</wp14:pctWidth>
+            </wp14:sizeRelH>
+            <wp14:sizeRelV relativeFrom="page">
+              <wp14:pctHeight>0</wp14:pctHeight>
+            </wp14:sizeRelV>
+          </wp:anchor>
+        </w:drawing>
+      </w:r>
+      <w:r>
+        <w:rPr>
+          <w:b/>
+          <w:bCs/>
+        </w:rPr>
+        <w:t>Wireframe activiteiten wijzigen</w:t>
+      </w:r>
+    </w:p>
+    <w:p>
+      <w:r>
+        <w:t>Hiernaast zie je een wireframe die je laat zien hoe de docent de activiteit kan wijzigen. Net als bij het maken van de activiteiten zie je dezelfde lay-out. Het enige wat anders is dat de velden al zijn ingevuld. En dat je de waardes in de velden kan aanpassen. En na het wijzigen kan je alles weer opslaan met de knop activiteit wijziging.</w:t>
+      </w:r>
+    </w:p>
+    <w:p/>
+    <w:p/>
+    <w:p>
+      <w:pPr>
+        <w:rPr>
+          <w:b/>
+          <w:bCs/>
+        </w:rPr>
+      </w:pPr>
+      <w:r>
+        <w:rPr>
+          <w:b/>
+          <w:bCs/>
+        </w:rPr>
+        <w:t>Wireframe gebruikerslijst</w:t>
+      </w:r>
+    </w:p>
+    <w:p>
+      <w:r>
+        <w:rPr>
+          <w:b/>
+          <w:bCs/>
+          <w:noProof/>
+        </w:rPr>
+        <w:drawing>
+          <wp:anchor distT="0" distB="0" distL="114300" distR="114300" simplePos="0" relativeHeight="251661312" behindDoc="1" locked="0" layoutInCell="1" allowOverlap="1" wp14:anchorId="482D3423" wp14:editId="7CF94FB4">
+            <wp:simplePos x="0" y="0"/>
+            <wp:positionH relativeFrom="margin">
+              <wp:posOffset>3021965</wp:posOffset>
+            </wp:positionH>
+            <wp:positionV relativeFrom="paragraph">
+              <wp:posOffset>8890</wp:posOffset>
+            </wp:positionV>
+            <wp:extent cx="2773680" cy="2080260"/>
+            <wp:effectExtent l="0" t="0" r="7620" b="0"/>
+            <wp:wrapSquare wrapText="bothSides"/>
+            <wp:docPr id="1694056563" name="Afbeelding 6"/>
+            <wp:cNvGraphicFramePr>
+              <a:graphicFrameLocks xmlns:a="http://schemas.openxmlformats.org/drawingml/2006/main" noChangeAspect="1"/>
+            </wp:cNvGraphicFramePr>
+            <a:graphic xmlns:a="http://schemas.openxmlformats.org/drawingml/2006/main">
+              <a:graphicData uri="http://schemas.openxmlformats.org/drawingml/2006/picture">
+                <pic:pic xmlns:pic="http://schemas.openxmlformats.org/drawingml/2006/picture">
+                  <pic:nvPicPr>
+                    <pic:cNvPr id="0" name="Picture 4"/>
+                    <pic:cNvPicPr>
+                      <a:picLocks noChangeAspect="1" noChangeArrowheads="1"/>
+                    </pic:cNvPicPr>
+                  </pic:nvPicPr>
+                  <pic:blipFill>
+                    <a:blip r:embed="rId7" cstate="print">
+                      <a:extLst>
+                        <a:ext uri="{28A0092B-C50C-407E-A947-70E740481C1C}">
+                          <a14:useLocalDpi xmlns:a14="http://schemas.microsoft.com/office/drawing/2010/main" val="0"/>
+                        </a:ext>
+                      </a:extLst>
+                    </a:blip>
+                    <a:srcRect/>
+                    <a:stretch>
+                      <a:fillRect/>
+                    </a:stretch>
+                  </pic:blipFill>
+                  <pic:spPr bwMode="auto">
+                    <a:xfrm rot="10800000">
+                      <a:off x="0" y="0"/>
+                      <a:ext cx="2773680" cy="2080260"/>
+                    </a:xfrm>
+                    <a:prstGeom prst="rect">
+                      <a:avLst/>
+                    </a:prstGeom>
+                    <a:noFill/>
+                    <a:ln>
+                      <a:noFill/>
+                    </a:ln>
+                  </pic:spPr>
+                </pic:pic>
+              </a:graphicData>
+            </a:graphic>
+            <wp14:sizeRelH relativeFrom="page">
+              <wp14:pctWidth>0</wp14:pctWidth>
+            </wp14:sizeRelH>
+            <wp14:sizeRelV relativeFrom="page">
+              <wp14:pctHeight>0</wp14:pctHeight>
+            </wp14:sizeRelV>
+          </wp:anchor>
+        </w:drawing>
+      </w:r>
+      <w:r>
+        <w:t xml:space="preserve">Hieronder zie je een wireframe dat laat zien hoe de superbeheerder de docenten kan zien.  Elke docent die word aangemaakt komt in deze lijst te staan, naast de gebruiker zie je twee rondjes. Het eerste rondje is voor de gebruiker te verwijderen, en daarnaast staat het rondje om gegevens van die docent te wijzigen. </w:t>
+      </w:r>
+    </w:p>
+    <w:p/>
+    <w:p/>
+    <w:p>
+      <w:pPr>
+        <w:rPr>
+          <w:b/>
+          <w:bCs/>
+        </w:rPr>
+      </w:pPr>
+      <w:r>
+        <w:rPr>
+          <w:b/>
+          <w:bCs/>
+          <w:noProof/>
+        </w:rPr>
+        <mc:AlternateContent>
+          <mc:Choice Requires="wpg">
+            <w:drawing>
+              <wp:anchor distT="0" distB="0" distL="114300" distR="114300" simplePos="0" relativeHeight="251662336" behindDoc="0" locked="0" layoutInCell="1" allowOverlap="1" wp14:anchorId="79A4C88B" wp14:editId="039C5CD7">
+                <wp:simplePos x="0" y="0"/>
+                <wp:positionH relativeFrom="margin">
+                  <wp:align>right</wp:align>
+                </wp:positionH>
+                <wp:positionV relativeFrom="page">
+                  <wp:posOffset>4184650</wp:posOffset>
+                </wp:positionV>
+                <wp:extent cx="2450465" cy="1927860"/>
+                <wp:effectExtent l="0" t="0" r="6985" b="0"/>
+                <wp:wrapThrough wrapText="bothSides">
+                  <wp:wrapPolygon edited="0">
+                    <wp:start x="3526" y="0"/>
+                    <wp:lineTo x="3526" y="10245"/>
+                    <wp:lineTo x="0" y="13660"/>
+                    <wp:lineTo x="0" y="21344"/>
+                    <wp:lineTo x="21494" y="21344"/>
+                    <wp:lineTo x="21494" y="13660"/>
+                    <wp:lineTo x="19311" y="10245"/>
+                    <wp:lineTo x="19311" y="0"/>
+                    <wp:lineTo x="3526" y="0"/>
+                  </wp:wrapPolygon>
+                </wp:wrapThrough>
+                <wp:docPr id="1494813034" name="Groep 12"/>
+                <wp:cNvGraphicFramePr/>
+                <a:graphic xmlns:a="http://schemas.openxmlformats.org/drawingml/2006/main">
+                  <a:graphicData uri="http://schemas.microsoft.com/office/word/2010/wordprocessingGroup">
+                    <wpg:wgp>
+                      <wpg:cNvGrpSpPr/>
+                      <wpg:grpSpPr>
+                        <a:xfrm>
+                          <a:off x="0" y="0"/>
+                          <a:ext cx="2450465" cy="1927860"/>
+                          <a:chOff x="0" y="104627"/>
+                          <a:chExt cx="3465098" cy="3308815"/>
+                        </a:xfrm>
+                      </wpg:grpSpPr>
+                      <pic:pic xmlns:pic="http://schemas.openxmlformats.org/drawingml/2006/picture">
+                        <pic:nvPicPr>
+                          <pic:cNvPr id="1259671942" name="Afbeelding 7"/>
+                          <pic:cNvPicPr>
+                            <a:picLocks noChangeAspect="1"/>
+                          </pic:cNvPicPr>
+                        </pic:nvPicPr>
+                        <pic:blipFill rotWithShape="1">
+                          <a:blip r:embed="rId8" cstate="print">
+                            <a:extLst>
+                              <a:ext uri="{28A0092B-C50C-407E-A947-70E740481C1C}">
+                                <a14:useLocalDpi xmlns:a14="http://schemas.microsoft.com/office/drawing/2010/main" val="0"/>
+                              </a:ext>
+                            </a:extLst>
+                          </a:blip>
+                          <a:srcRect t="8277"/>
+                          <a:stretch>
+                            <a:fillRect/>
+                          </a:stretch>
+                        </pic:blipFill>
+                        <pic:spPr bwMode="auto">
+                          <a:xfrm>
+                            <a:off x="0" y="2181464"/>
+                            <a:ext cx="1635760" cy="1224677"/>
+                          </a:xfrm>
+                          <a:prstGeom prst="rect">
+                            <a:avLst/>
+                          </a:prstGeom>
+                          <a:noFill/>
+                          <a:ln>
+                            <a:noFill/>
+                          </a:ln>
+                        </pic:spPr>
+                      </pic:pic>
+                      <pic:pic xmlns:pic="http://schemas.openxmlformats.org/drawingml/2006/picture">
+                        <pic:nvPicPr>
+                          <pic:cNvPr id="485932505" name="Afbeelding 9"/>
+                          <pic:cNvPicPr>
+                            <a:picLocks noChangeAspect="1"/>
+                          </pic:cNvPicPr>
+                        </pic:nvPicPr>
+                        <pic:blipFill rotWithShape="1">
+                          <a:blip r:embed="rId9">
+                            <a:extLst>
+                              <a:ext uri="{28A0092B-C50C-407E-A947-70E740481C1C}">
+                                <a14:useLocalDpi xmlns:a14="http://schemas.microsoft.com/office/drawing/2010/main" val="0"/>
+                              </a:ext>
+                            </a:extLst>
+                          </a:blip>
+                          <a:srcRect t="5674" b="-1"/>
+                          <a:stretch>
+                            <a:fillRect/>
+                          </a:stretch>
+                        </pic:blipFill>
+                        <pic:spPr bwMode="auto">
+                          <a:xfrm>
+                            <a:off x="609601" y="104627"/>
+                            <a:ext cx="2458720" cy="1739413"/>
+                          </a:xfrm>
+                          <a:prstGeom prst="rect">
+                            <a:avLst/>
+                          </a:prstGeom>
+                          <a:noFill/>
+                          <a:ln>
+                            <a:noFill/>
+                          </a:ln>
+                        </pic:spPr>
+                      </pic:pic>
+                      <pic:pic xmlns:pic="http://schemas.openxmlformats.org/drawingml/2006/picture">
+                        <pic:nvPicPr>
+                          <pic:cNvPr id="287392268" name="Afbeelding 11"/>
+                          <pic:cNvPicPr>
+                            <a:picLocks noChangeAspect="1"/>
+                          </pic:cNvPicPr>
+                        </pic:nvPicPr>
+                        <pic:blipFill rotWithShape="1">
+                          <a:blip r:embed="rId10">
+                            <a:extLst>
+                              <a:ext uri="{28A0092B-C50C-407E-A947-70E740481C1C}">
+                                <a14:useLocalDpi xmlns:a14="http://schemas.microsoft.com/office/drawing/2010/main" val="0"/>
+                              </a:ext>
+                            </a:extLst>
+                          </a:blip>
+                          <a:srcRect t="4604" b="2798"/>
+                          <a:stretch>
+                            <a:fillRect/>
+                          </a:stretch>
+                        </pic:blipFill>
+                        <pic:spPr bwMode="auto">
+                          <a:xfrm rot="16200000">
+                            <a:off x="2067936" y="2016280"/>
+                            <a:ext cx="1225550" cy="1568774"/>
+                          </a:xfrm>
+                          <a:prstGeom prst="rect">
+                            <a:avLst/>
+                          </a:prstGeom>
+                          <a:noFill/>
+                          <a:ln>
+                            <a:noFill/>
+                          </a:ln>
+                        </pic:spPr>
+                      </pic:pic>
+                    </wpg:wgp>
+                  </a:graphicData>
+                </a:graphic>
+                <wp14:sizeRelH relativeFrom="margin">
+                  <wp14:pctWidth>0</wp14:pctWidth>
+                </wp14:sizeRelH>
+                <wp14:sizeRelV relativeFrom="margin">
+                  <wp14:pctHeight>0</wp14:pctHeight>
+                </wp14:sizeRelV>
+              </wp:anchor>
+            </w:drawing>
+          </mc:Choice>
+          <mc:Fallback>
+            <w:pict>
+              <v:group w14:anchorId="106E8876" id="Groep 12" o:spid="_x0000_s1026" style="position:absolute;margin-left:141.75pt;margin-top:329.5pt;width:192.95pt;height:151.8pt;z-index:251662336;mso-position-horizontal:right;mso-position-horizontal-relative:margin;mso-position-vertical-relative:page;mso-width-relative:margin;mso-height-relative:margin" coordorigin=",1046" coordsize="34650,33088" o:gfxdata="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">
+                <v:shapetype id="_x0000_t75" coordsize="21600,21600" o:spt="75" o:preferrelative="t" path="m@4@5l@4@11@9@11@9@5xe" filled="f" stroked="f">
+                  <v:stroke joinstyle="miter"/>
+                  <v:formulas>
+                    <v:f eqn="if lineDrawn pixelLineWidth 0"/>
+                    <v:f eqn="sum @0 1 0"/>
+                    <v:f eqn="sum 0 0 @1"/>
+                    <v:f eqn="prod @2 1 2"/>
+                    <v:f eqn="prod @3 21600 pixelWidth"/>
+                    <v:f eqn="prod @3 21600 pixelHeight"/>
+                    <v:f eqn="sum @0 0 1"/>
+                    <v:f eqn="prod @6 1 2"/>
+                    <v:f eqn="prod @7 21600 pixelWidth"/>
+                    <v:f eqn="sum @8 21600 0"/>
+                    <v:f eqn="prod @7 21600 pixelHeight"/>
+                    <v:f eqn="sum @10 21600 0"/>
+                  </v:formulas>
+                  <v:path o:extrusionok="f" gradientshapeok="t" o:connecttype="rect"/>
+                  <o:lock v:ext="edit" aspectratio="t"/>
+                </v:shapetype>
+                <v:shape id="Afbeelding 7" o:spid="_x0000_s1027" type="#_x0000_t75" style="position:absolute;top:21814;width:16357;height:12247;visibility:visible;mso-wrap-style:square" o:gfxdata="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">
+                  <v:imagedata r:id="rId11" o:title="" croptop="5424f"/>
+                </v:shape>
+                <v:shape id="Afbeelding 9" o:spid="_x0000_s1028" type="#_x0000_t75" style="position:absolute;left:6096;top:1046;width:24587;height:17394;visibility:visible;mso-wrap-style:square" o:gfxdata="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">
+                  <v:imagedata r:id="rId12" o:title="" croptop="3719f" cropbottom="-1f"/>
+                </v:shape>
+                <v:shape id="Afbeelding 11" o:spid="_x0000_s1029" type="#_x0000_t75" style="position:absolute;left:20679;top:20162;width:12256;height:15687;rotation:-90;visibility:visible;mso-wrap-style:square" o:gfxdata="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">
+                  <v:imagedata r:id="rId13" o:title="" croptop="3017f" cropbottom="1834f"/>
+                </v:shape>
+                <w10:wrap type="through" anchorx="margin" anchory="page"/>
+              </v:group>
+            </w:pict>
+          </mc:Fallback>
+        </mc:AlternateContent>
+      </w:r>
+      <w:r>
+        <w:rPr>
+          <w:b/>
+          <w:bCs/>
+        </w:rPr>
+        <w:t>Wireframe gebruiker gegevens wijzigen</w:t>
+      </w:r>
+    </w:p>
+    <w:p>
+      <w:r>
+        <w:t xml:space="preserve">Hieronder zie je een wireframe dat de superbeheerder accounts van de docenten kan wijzigen. Een superbeheerder kan alleen de gebruikersnaam en email wijziging. Een docent kan wel zijn eigen accountgegevens wijzigen. En dat zie je in de ander Wireframes. </w:t>
+      </w:r>
+    </w:p>
+    <w:p/>
+    <w:p/>
+    <w:p/>
+    <w:p>
+      <w:r>
+        <w:rPr>
+          <w:noProof/>
+        </w:rPr>
+        <w:drawing>
+          <wp:anchor distT="0" distB="0" distL="114300" distR="114300" simplePos="0" relativeHeight="251664384" behindDoc="1" locked="0" layoutInCell="1" allowOverlap="1" wp14:anchorId="5EC1A776" wp14:editId="638F410E">
+            <wp:simplePos x="0" y="0"/>
+            <wp:positionH relativeFrom="margin">
+              <wp:posOffset>3613785</wp:posOffset>
+            </wp:positionH>
+            <wp:positionV relativeFrom="page">
+              <wp:posOffset>7066280</wp:posOffset>
+            </wp:positionV>
+            <wp:extent cx="1997075" cy="2985770"/>
+            <wp:effectExtent l="953" t="0" r="4127" b="4128"/>
+            <wp:wrapThrough wrapText="bothSides">
+              <wp:wrapPolygon edited="0">
+                <wp:start x="21590" y="-7"/>
+                <wp:lineTo x="161" y="-7"/>
+                <wp:lineTo x="161" y="21492"/>
+                <wp:lineTo x="21590" y="21492"/>
+                <wp:lineTo x="21590" y="-7"/>
+              </wp:wrapPolygon>
+            </wp:wrapThrough>
+            <wp:docPr id="1725160968" name="Afbeelding 14"/>
+            <wp:cNvGraphicFramePr>
+              <a:graphicFrameLocks xmlns:a="http://schemas.openxmlformats.org/drawingml/2006/main" noChangeAspect="1"/>
+            </wp:cNvGraphicFramePr>
+            <a:graphic xmlns:a="http://schemas.openxmlformats.org/drawingml/2006/main">
+              <a:graphicData uri="http://schemas.openxmlformats.org/drawingml/2006/picture">
+                <pic:pic xmlns:pic="http://schemas.openxmlformats.org/drawingml/2006/picture">
+                  <pic:nvPicPr>
+                    <pic:cNvPr id="0" name="Picture 10"/>
+                    <pic:cNvPicPr>
+                      <a:picLocks noChangeAspect="1" noChangeArrowheads="1"/>
+                    </pic:cNvPicPr>
+                  </pic:nvPicPr>
+                  <pic:blipFill rotWithShape="1">
+                    <a:blip r:embed="rId14" cstate="print">
+                      <a:extLst>
+                        <a:ext uri="{28A0092B-C50C-407E-A947-70E740481C1C}">
+                          <a14:useLocalDpi xmlns:a14="http://schemas.microsoft.com/office/drawing/2010/main" val="0"/>
+                        </a:ext>
+                      </a:extLst>
+                    </a:blip>
+                    <a:srcRect l="14235"/>
+                    <a:stretch>
+                      <a:fillRect/>
+                    </a:stretch>
+                  </pic:blipFill>
+                  <pic:spPr bwMode="auto">
+                    <a:xfrm rot="16200000">
+                      <a:off x="0" y="0"/>
+                      <a:ext cx="1997075" cy="2985770"/>
+                    </a:xfrm>
+                    <a:prstGeom prst="rect">
+                      <a:avLst/>
+                    </a:prstGeom>
+                    <a:noFill/>
+                    <a:ln>
+                      <a:noFill/>
+                    </a:ln>
+                    <a:extLst>
+                      <a:ext uri="{53640926-AAD7-44D8-BBD7-CCE9431645EC}">
+                        <a14:shadowObscured xmlns:a14="http://schemas.microsoft.com/office/drawing/2010/main"/>
+                      </a:ext>
+                    </a:extLst>
+                  </pic:spPr>
+                </pic:pic>
+              </a:graphicData>
+            </a:graphic>
+            <wp14:sizeRelH relativeFrom="page">
+              <wp14:pctWidth>0</wp14:pctWidth>
+            </wp14:sizeRelH>
+            <wp14:sizeRelV relativeFrom="page">
+              <wp14:pctHeight>0</wp14:pctHeight>
+            </wp14:sizeRelV>
+          </wp:anchor>
+        </w:drawing>
+      </w:r>
+    </w:p>
+    <w:p>
+      <w:pPr>
+        <w:rPr>
+          <w:b/>
+          <w:bCs/>
+        </w:rPr>
+      </w:pPr>
+      <w:r>
+        <w:rPr>
+          <w:b/>
+          <w:bCs/>
+        </w:rPr>
+        <w:t>Wireframe docenten toevoegen deel 1</w:t>
+      </w:r>
+    </w:p>
+    <w:p>
+      <w:r>
+        <w:t>Hiernaast zie je een wireframe dat ervoor zorgt dat je een docent kan toevoegen je ziet alleen de velden volledige naam en emailadres</w:t>
+      </w:r>
+      <w:r>
+        <w:t>,</w:t>
+      </w:r>
+      <w:r>
+        <w:t xml:space="preserve"> omdat een superbeheerder geen toegang zou moeten hebben tot docenten hun wachtwoorden</w:t>
+      </w:r>
+      <w:r>
+        <w:t>.</w:t>
+      </w:r>
+      <w:r>
+        <w:t xml:space="preserve"> </w:t>
+      </w:r>
+      <w:r>
+        <w:t xml:space="preserve">Wanneer </w:t>
+      </w:r>
+      <w:r>
+        <w:t>je de twee velden hebt ingevuld</w:t>
+      </w:r>
+      <w:r>
+        <w:t>,</w:t>
+      </w:r>
+      <w:r>
+        <w:t xml:space="preserve"> </w:t>
+      </w:r>
+      <w:r>
+        <w:t xml:space="preserve">stuur je </w:t>
+      </w:r>
+      <w:r>
+        <w:t>een email naar die docent toe dat hij/zij het account kan afmaken</w:t>
+      </w:r>
+      <w:r>
+        <w:t xml:space="preserve"> dit doe je met de knop stuur email.</w:t>
+      </w:r>
+    </w:p>
+    <w:p/>
+    <w:p>
+      <w:r>
+        <w:rPr>
+          <w:noProof/>
+        </w:rPr>
+        <w:drawing>
+          <wp:anchor distT="0" distB="0" distL="114300" distR="114300" simplePos="0" relativeHeight="251663360" behindDoc="1" locked="0" layoutInCell="1" allowOverlap="1" wp14:anchorId="77477B95" wp14:editId="259978DB">
+            <wp:simplePos x="0" y="0"/>
+            <wp:positionH relativeFrom="margin">
+              <wp:posOffset>3740150</wp:posOffset>
+            </wp:positionH>
+            <wp:positionV relativeFrom="page">
+              <wp:posOffset>1348105</wp:posOffset>
+            </wp:positionV>
+            <wp:extent cx="1500505" cy="2962910"/>
+            <wp:effectExtent l="0" t="7302" r="0" b="0"/>
+            <wp:wrapThrough wrapText="bothSides">
+              <wp:wrapPolygon edited="0">
+                <wp:start x="21705" y="53"/>
+                <wp:lineTo x="315" y="53"/>
+                <wp:lineTo x="315" y="21440"/>
+                <wp:lineTo x="21705" y="21440"/>
+                <wp:lineTo x="21705" y="53"/>
+              </wp:wrapPolygon>
+            </wp:wrapThrough>
+            <wp:docPr id="1071286456" name="Afbeelding 13"/>
+            <wp:cNvGraphicFramePr>
+              <a:graphicFrameLocks xmlns:a="http://schemas.openxmlformats.org/drawingml/2006/main" noChangeAspect="1"/>
+            </wp:cNvGraphicFramePr>
+            <a:graphic xmlns:a="http://schemas.openxmlformats.org/drawingml/2006/main">
+              <a:graphicData uri="http://schemas.openxmlformats.org/drawingml/2006/picture">
+                <pic:pic xmlns:pic="http://schemas.openxmlformats.org/drawingml/2006/picture">
+                  <pic:nvPicPr>
+                    <pic:cNvPr id="0" name="Picture 9"/>
+                    <pic:cNvPicPr>
+                      <a:picLocks noChangeAspect="1" noChangeArrowheads="1"/>
+                    </pic:cNvPicPr>
+                  </pic:nvPicPr>
+                  <pic:blipFill rotWithShape="1">
+                    <a:blip r:embed="rId15" cstate="print">
+                      <a:extLst>
+                        <a:ext uri="{28A0092B-C50C-407E-A947-70E740481C1C}">
+                          <a14:useLocalDpi xmlns:a14="http://schemas.microsoft.com/office/drawing/2010/main" val="0"/>
+                        </a:ext>
+                      </a:extLst>
+                    </a:blip>
+                    <a:srcRect l="14570"/>
+                    <a:stretch>
+                      <a:fillRect/>
+                    </a:stretch>
+                  </pic:blipFill>
+                  <pic:spPr bwMode="auto">
+                    <a:xfrm rot="16200000">
+                      <a:off x="0" y="0"/>
+                      <a:ext cx="1500505" cy="2962910"/>
+                    </a:xfrm>
+                    <a:prstGeom prst="rect">
+                      <a:avLst/>
+                    </a:prstGeom>
+                    <a:noFill/>
+                    <a:ln>
+                      <a:noFill/>
+                    </a:ln>
+                    <a:extLst>
+                      <a:ext uri="{53640926-AAD7-44D8-BBD7-CCE9431645EC}">
+                        <a14:shadowObscured xmlns:a14="http://schemas.microsoft.com/office/drawing/2010/main"/>
+                      </a:ext>
+                    </a:extLst>
+                  </pic:spPr>
+                </pic:pic>
+              </a:graphicData>
+            </a:graphic>
+            <wp14:sizeRelH relativeFrom="page">
+              <wp14:pctWidth>0</wp14:pctWidth>
+            </wp14:sizeRelH>
+            <wp14:sizeRelV relativeFrom="page">
+              <wp14:pctHeight>0</wp14:pctHeight>
+            </wp14:sizeRelV>
+          </wp:anchor>
+        </w:drawing>
+      </w:r>
+    </w:p>
+    <w:p>
+      <w:pPr>
+        <w:pStyle w:val="Lijstalinea"/>
+      </w:pPr>
+    </w:p>
+    <w:p>
+      <w:pPr>
+        <w:pStyle w:val="Lijstalinea"/>
+      </w:pPr>
+    </w:p>
+    <w:p>
+      <w:pPr>
+        <w:rPr>
+          <w:b/>
+          <w:bCs/>
+        </w:rPr>
+      </w:pPr>
+      <w:r>
+        <w:rPr>
+          <w:b/>
+          <w:bCs/>
+        </w:rPr>
+        <w:t>Wireframe docenten toevoegen deel 2</w:t>
+      </w:r>
+    </w:p>
+    <w:p>
+      <w:r>
+        <w:t>Hiernaast zie je een wireframe en dit is een vervolg op wireframe 1</w:t>
+      </w:r>
+      <w:r>
+        <w:t>.</w:t>
+      </w:r>
+      <w:r>
+        <w:t xml:space="preserve"> </w:t>
+      </w:r>
+      <w:r>
+        <w:t>N</w:t>
+      </w:r>
+      <w:r>
+        <w:t>adat de docent die mail gekregen heeft klikt hij op een link</w:t>
+      </w:r>
+      <w:r>
+        <w:t>,</w:t>
+      </w:r>
+      <w:r>
+        <w:t xml:space="preserve"> en komt hij op deze pagina uit</w:t>
+      </w:r>
+      <w:r>
+        <w:t>.</w:t>
+      </w:r>
+      <w:r>
+        <w:t xml:space="preserve"> </w:t>
+      </w:r>
+      <w:r>
+        <w:t>D</w:t>
+      </w:r>
+      <w:r>
+        <w:t xml:space="preserve">e docent moet alleen nog zijn wachtwoord instellen </w:t>
+      </w:r>
+      <w:r>
+        <w:t>en op account aanmaken drukken.</w:t>
+      </w:r>
+    </w:p>
+    <w:p/>
+    <w:p>
+      <w:pPr>
+        <w:pStyle w:val="Lijstalinea"/>
+      </w:pPr>
+    </w:p>
+    <w:p>
+      <w:pPr>
+        <w:rPr>
+          <w:b/>
+          <w:bCs/>
+        </w:rPr>
+      </w:pPr>
+      <w:r>
+        <w:rPr>
+          <w:b/>
+          <w:bCs/>
+          <w:noProof/>
+        </w:rPr>
+        <w:drawing>
+          <wp:anchor distT="0" distB="0" distL="114300" distR="114300" simplePos="0" relativeHeight="251665408" behindDoc="1" locked="0" layoutInCell="1" allowOverlap="1" wp14:anchorId="6786835A" wp14:editId="1499B90F">
+            <wp:simplePos x="0" y="0"/>
+            <wp:positionH relativeFrom="column">
+              <wp:posOffset>3740467</wp:posOffset>
+            </wp:positionH>
+            <wp:positionV relativeFrom="paragraph">
+              <wp:posOffset>138430</wp:posOffset>
+            </wp:positionV>
+            <wp:extent cx="2400300" cy="1435100"/>
+            <wp:effectExtent l="0" t="0" r="0" b="0"/>
+            <wp:wrapThrough wrapText="bothSides">
+              <wp:wrapPolygon edited="0">
+                <wp:start x="0" y="0"/>
+                <wp:lineTo x="0" y="21218"/>
+                <wp:lineTo x="21429" y="21218"/>
+                <wp:lineTo x="21429" y="0"/>
+                <wp:lineTo x="0" y="0"/>
+              </wp:wrapPolygon>
+            </wp:wrapThrough>
+            <wp:docPr id="999224693" name="Afbeelding 15"/>
+            <wp:cNvGraphicFramePr>
+              <a:graphicFrameLocks xmlns:a="http://schemas.openxmlformats.org/drawingml/2006/main" noChangeAspect="1"/>
+            </wp:cNvGraphicFramePr>
+            <a:graphic xmlns:a="http://schemas.openxmlformats.org/drawingml/2006/main">
+              <a:graphicData uri="http://schemas.openxmlformats.org/drawingml/2006/picture">
+                <pic:pic xmlns:pic="http://schemas.openxmlformats.org/drawingml/2006/picture">
+                  <pic:nvPicPr>
+                    <pic:cNvPr id="0" name="Picture 11"/>
+                    <pic:cNvPicPr>
+                      <a:picLocks noChangeAspect="1" noChangeArrowheads="1"/>
+                    </pic:cNvPicPr>
+                  </pic:nvPicPr>
+                  <pic:blipFill rotWithShape="1">
+                    <a:blip r:embed="rId16" cstate="print">
+                      <a:extLst>
+                        <a:ext uri="{28A0092B-C50C-407E-A947-70E740481C1C}">
+                          <a14:useLocalDpi xmlns:a14="http://schemas.microsoft.com/office/drawing/2010/main" val="0"/>
+                        </a:ext>
+                      </a:extLst>
+                    </a:blip>
+                    <a:srcRect l="3439" t="11640" r="4233" b="4585"/>
+                    <a:stretch>
+                      <a:fillRect/>
+                    </a:stretch>
+                  </pic:blipFill>
+                  <pic:spPr bwMode="auto">
+                    <a:xfrm>
+                      <a:off x="0" y="0"/>
+                      <a:ext cx="2400300" cy="1435100"/>
+                    </a:xfrm>
+                    <a:prstGeom prst="rect">
+                      <a:avLst/>
+                    </a:prstGeom>
+                    <a:noFill/>
+                    <a:ln>
+                      <a:noFill/>
+                    </a:ln>
+                    <a:extLst>
+                      <a:ext uri="{53640926-AAD7-44D8-BBD7-CCE9431645EC}">
+                        <a14:shadowObscured xmlns:a14="http://schemas.microsoft.com/office/drawing/2010/main"/>
+                      </a:ext>
+                    </a:extLst>
+                  </pic:spPr>
+                </pic:pic>
+              </a:graphicData>
+            </a:graphic>
+            <wp14:sizeRelH relativeFrom="page">
+              <wp14:pctWidth>0</wp14:pctWidth>
+            </wp14:sizeRelH>
+            <wp14:sizeRelV relativeFrom="page">
+              <wp14:pctHeight>0</wp14:pctHeight>
+            </wp14:sizeRelV>
+          </wp:anchor>
+        </w:drawing>
+      </w:r>
+      <w:r>
+        <w:rPr>
+          <w:b/>
+          <w:bCs/>
+        </w:rPr>
+        <w:t>Wireframe docenten inloggen</w:t>
+      </w:r>
+    </w:p>
+    <w:p>
+      <w:r>
+        <w:t xml:space="preserve">Hiernaast zie je een wireframe wanneer je als docent een account hebt kan je activiteiten toevoegen. aan de planning, maar voordat je activiteiten kan toevoegen moet je inloggen dit is wat we hier laten zien. Op de inlogpagina vult je gebruikersnaam en wachtwoord in en drukt vervolgens op inloggen dan kom je op de dasboard pagina. </w:t>
+      </w:r>
+    </w:p>
+    <w:p/>
+    <w:p/>
+    <w:p>
+      <w:pPr>
+        <w:rPr>
+          <w:b/>
+          <w:bCs/>
+        </w:rPr>
+      </w:pPr>
+      <w:r>
+        <w:rPr>
+          <w:b/>
+          <w:bCs/>
+        </w:rPr>
+        <w:t>Wireframe wachtwoord vergeten en opnieuw instellen.</w:t>
+      </w:r>
+    </w:p>
+    <w:p>
+      <w:r>
+        <w:rPr>
+          <w:noProof/>
+        </w:rPr>
+        <mc:AlternateContent>
+          <mc:Choice Requires="wpg">
+            <w:drawing>
+              <wp:anchor distT="0" distB="0" distL="114300" distR="114300" simplePos="0" relativeHeight="251666432" behindDoc="0" locked="0" layoutInCell="1" allowOverlap="1" wp14:anchorId="31B907B5" wp14:editId="2230A25E">
+                <wp:simplePos x="0" y="0"/>
+                <wp:positionH relativeFrom="page">
+                  <wp:posOffset>3535045</wp:posOffset>
+                </wp:positionH>
+                <wp:positionV relativeFrom="page">
+                  <wp:posOffset>7299960</wp:posOffset>
+                </wp:positionV>
+                <wp:extent cx="3718560" cy="1805940"/>
+                <wp:effectExtent l="0" t="0" r="0" b="3810"/>
+                <wp:wrapThrough wrapText="bothSides">
+                  <wp:wrapPolygon edited="0">
+                    <wp:start x="0" y="0"/>
+                    <wp:lineTo x="0" y="21418"/>
+                    <wp:lineTo x="11508" y="21418"/>
+                    <wp:lineTo x="21467" y="21418"/>
+                    <wp:lineTo x="21467" y="0"/>
+                    <wp:lineTo x="0" y="0"/>
+                  </wp:wrapPolygon>
+                </wp:wrapThrough>
+                <wp:docPr id="114245040" name="Groep 18"/>
+                <wp:cNvGraphicFramePr/>
+                <a:graphic xmlns:a="http://schemas.openxmlformats.org/drawingml/2006/main">
+                  <a:graphicData uri="http://schemas.microsoft.com/office/word/2010/wordprocessingGroup">
+                    <wpg:wgp>
+                      <wpg:cNvGrpSpPr/>
+                      <wpg:grpSpPr>
+                        <a:xfrm>
+                          <a:off x="0" y="0"/>
+                          <a:ext cx="3718560" cy="1805940"/>
+                          <a:chOff x="0" y="0"/>
+                          <a:chExt cx="4198620" cy="1600200"/>
+                        </a:xfrm>
+                      </wpg:grpSpPr>
+                      <pic:pic xmlns:pic="http://schemas.openxmlformats.org/drawingml/2006/picture">
+                        <pic:nvPicPr>
+                          <pic:cNvPr id="1214470871" name="Afbeelding 16"/>
+                          <pic:cNvPicPr>
+                            <a:picLocks noChangeAspect="1"/>
+                          </pic:cNvPicPr>
+                        </pic:nvPicPr>
+                        <pic:blipFill rotWithShape="1">
+                          <a:blip r:embed="rId17" cstate="print">
+                            <a:extLst>
+                              <a:ext uri="{28A0092B-C50C-407E-A947-70E740481C1C}">
+                                <a14:useLocalDpi xmlns:a14="http://schemas.microsoft.com/office/drawing/2010/main" val="0"/>
+                              </a:ext>
+                            </a:extLst>
+                          </a:blip>
+                          <a:srcRect r="4110"/>
+                          <a:stretch>
+                            <a:fillRect/>
+                          </a:stretch>
+                        </pic:blipFill>
+                        <pic:spPr bwMode="auto">
+                          <a:xfrm rot="16200000">
+                            <a:off x="312420" y="-312420"/>
+                            <a:ext cx="1600200" cy="2225040"/>
+                          </a:xfrm>
+                          <a:prstGeom prst="rect">
+                            <a:avLst/>
+                          </a:prstGeom>
+                          <a:noFill/>
+                          <a:ln>
+                            <a:noFill/>
+                          </a:ln>
+                          <a:extLst>
+                            <a:ext uri="{53640926-AAD7-44D8-BBD7-CCE9431645EC}">
+                              <a14:shadowObscured xmlns:a14="http://schemas.microsoft.com/office/drawing/2010/main"/>
+                            </a:ext>
+                          </a:extLst>
+                        </pic:spPr>
+                      </pic:pic>
+                      <pic:pic xmlns:pic="http://schemas.openxmlformats.org/drawingml/2006/picture">
+                        <pic:nvPicPr>
+                          <pic:cNvPr id="1700452942" name="Afbeelding 17"/>
+                          <pic:cNvPicPr>
+                            <a:picLocks noChangeAspect="1"/>
+                          </pic:cNvPicPr>
+                        </pic:nvPicPr>
+                        <pic:blipFill>
+                          <a:blip r:embed="rId18">
+                            <a:extLst>
+                              <a:ext uri="{28A0092B-C50C-407E-A947-70E740481C1C}">
+                                <a14:useLocalDpi xmlns:a14="http://schemas.microsoft.com/office/drawing/2010/main" val="0"/>
+                              </a:ext>
+                            </a:extLst>
+                          </a:blip>
+                          <a:srcRect/>
+                          <a:stretch>
+                            <a:fillRect/>
+                          </a:stretch>
+                        </pic:blipFill>
+                        <pic:spPr bwMode="auto">
+                          <a:xfrm>
+                            <a:off x="2430780" y="7620"/>
+                            <a:ext cx="1767840" cy="1584960"/>
+                          </a:xfrm>
+                          <a:prstGeom prst="rect">
+                            <a:avLst/>
+                          </a:prstGeom>
+                          <a:noFill/>
+                          <a:ln>
+                            <a:noFill/>
+                          </a:ln>
+                        </pic:spPr>
+                      </pic:pic>
+                    </wpg:wgp>
+                  </a:graphicData>
+                </a:graphic>
+                <wp14:sizeRelH relativeFrom="margin">
+                  <wp14:pctWidth>0</wp14:pctWidth>
+                </wp14:sizeRelH>
+                <wp14:sizeRelV relativeFrom="margin">
+                  <wp14:pctHeight>0</wp14:pctHeight>
+                </wp14:sizeRelV>
+              </wp:anchor>
+            </w:drawing>
+          </mc:Choice>
+          <mc:Fallback>
+            <w:pict>
+              <v:group w14:anchorId="7567452E" id="Groep 18" o:spid="_x0000_s1026" style="position:absolute;margin-left:278.35pt;margin-top:574.8pt;width:292.8pt;height:142.2pt;z-index:251666432;mso-position-horizontal-relative:page;mso-position-vertical-relative:page;mso-width-relative:margin;mso-height-relative:margin" coordsize="41986,16002" o:gfxdata="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">
+                <v:shape id="Afbeelding 16" o:spid="_x0000_s1027" type="#_x0000_t75" style="position:absolute;left:3124;top:-3124;width:16002;height:22250;rotation:-90;visibility:visible;mso-wrap-style:square" o:gfxdata="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">
+                  <v:imagedata r:id="rId19" o:title="" cropright="2694f"/>
+                </v:shape>
+                <v:shape id="Afbeelding 17" o:spid="_x0000_s1028" type="#_x0000_t75" style="position:absolute;left:24307;top:76;width:17679;height:15849;visibility:visible;mso-wrap-style:square" o:gfxdata="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">
+                  <v:imagedata r:id="rId20" o:title=""/>
+                </v:shape>
+                <w10:wrap type="through" anchorx="page" anchory="page"/>
+              </v:group>
+            </w:pict>
+          </mc:Fallback>
+        </mc:AlternateContent>
+      </w:r>
+      <w:r>
+        <w:t>In deze Wireframes zie je pagina’s uitgetekend. Wanneer je wachtwoord bent vergeten kan je hier je emailadres invullen en krijg je via de mail een link om je nieuwe wachtwoord in te stellen. Hiervoor vul je het nieuwe wachtwoord in en herhaal je het wachtwoord nog een keer en vervolgens druk je op instellen.</w:t>
+      </w:r>
+      <w:r>
+        <w:rPr>
+          <w:noProof/>
+        </w:rPr>
+        <w:t xml:space="preserve"> </w:t>
+      </w:r>
+      <w:r>
+        <w:t xml:space="preserve"> </w:t>
+      </w:r>
+    </w:p>
+    <w:p>
+      <w:pPr>
+        <w:pStyle w:val="Lijstalinea"/>
+      </w:pPr>
+    </w:p>
+    <w:p>
+      <w:pPr>
+        <w:pStyle w:val="Lijstalinea"/>
+      </w:pPr>
+      <w:r>
+        <w:rPr>
+          <w:noProof/>
+        </w:rPr>
+        <w:lastRenderedPageBreak/>
+        <w:drawing>
+          <wp:anchor distT="0" distB="0" distL="114300" distR="114300" simplePos="0" relativeHeight="251667456" behindDoc="1" locked="0" layoutInCell="1" allowOverlap="1" wp14:anchorId="457AE81B" wp14:editId="20A25616">
+            <wp:simplePos x="0" y="0"/>
+            <wp:positionH relativeFrom="margin">
+              <wp:posOffset>4585335</wp:posOffset>
+            </wp:positionH>
+            <wp:positionV relativeFrom="paragraph">
+              <wp:posOffset>76200</wp:posOffset>
+            </wp:positionV>
+            <wp:extent cx="1491615" cy="1915795"/>
+            <wp:effectExtent l="0" t="2540" r="0" b="0"/>
+            <wp:wrapThrough wrapText="bothSides">
+              <wp:wrapPolygon edited="0">
+                <wp:start x="-37" y="21571"/>
+                <wp:lineTo x="21205" y="21571"/>
+                <wp:lineTo x="21205" y="308"/>
+                <wp:lineTo x="-37" y="308"/>
+                <wp:lineTo x="-37" y="21571"/>
+              </wp:wrapPolygon>
+            </wp:wrapThrough>
+            <wp:docPr id="1021191231" name="Afbeelding 19"/>
+            <wp:cNvGraphicFramePr>
+              <a:graphicFrameLocks xmlns:a="http://schemas.openxmlformats.org/drawingml/2006/main" noChangeAspect="1"/>
+            </wp:cNvGraphicFramePr>
+            <a:graphic xmlns:a="http://schemas.openxmlformats.org/drawingml/2006/main">
+              <a:graphicData uri="http://schemas.openxmlformats.org/drawingml/2006/picture">
+                <pic:pic xmlns:pic="http://schemas.openxmlformats.org/drawingml/2006/picture">
+                  <pic:nvPicPr>
+                    <pic:cNvPr id="0" name="Picture 14"/>
+                    <pic:cNvPicPr>
+                      <a:picLocks noChangeAspect="1" noChangeArrowheads="1"/>
+                    </pic:cNvPicPr>
+                  </pic:nvPicPr>
+                  <pic:blipFill rotWithShape="1">
+                    <a:blip r:embed="rId21" cstate="print">
+                      <a:extLst>
+                        <a:ext uri="{28A0092B-C50C-407E-A947-70E740481C1C}">
+                          <a14:useLocalDpi xmlns:a14="http://schemas.microsoft.com/office/drawing/2010/main" val="0"/>
+                        </a:ext>
+                      </a:extLst>
+                    </a:blip>
+                    <a:srcRect r="44178" b="4405"/>
+                    <a:stretch>
+                      <a:fillRect/>
+                    </a:stretch>
+                  </pic:blipFill>
+                  <pic:spPr bwMode="auto">
+                    <a:xfrm rot="5400000">
+                      <a:off x="0" y="0"/>
+                      <a:ext cx="1491615" cy="1915795"/>
+                    </a:xfrm>
+                    <a:prstGeom prst="rect">
+                      <a:avLst/>
+                    </a:prstGeom>
+                    <a:noFill/>
+                    <a:ln>
+                      <a:noFill/>
+                    </a:ln>
+                    <a:extLst>
+                      <a:ext uri="{53640926-AAD7-44D8-BBD7-CCE9431645EC}">
+                        <a14:shadowObscured xmlns:a14="http://schemas.microsoft.com/office/drawing/2010/main"/>
+                      </a:ext>
+                    </a:extLst>
+                  </pic:spPr>
+                </pic:pic>
+              </a:graphicData>
+            </a:graphic>
+            <wp14:sizeRelH relativeFrom="page">
+              <wp14:pctWidth>0</wp14:pctWidth>
+            </wp14:sizeRelH>
+            <wp14:sizeRelV relativeFrom="page">
+              <wp14:pctHeight>0</wp14:pctHeight>
+            </wp14:sizeRelV>
+          </wp:anchor>
+        </w:drawing>
+      </w:r>
+      <w:r>
+        <w:t xml:space="preserve"> </w:t>
+      </w:r>
+    </w:p>
+    <w:p>
+      <w:pPr>
+        <w:rPr>
+          <w:b/>
+          <w:bCs/>
+        </w:rPr>
+      </w:pPr>
+      <w:r>
+        <w:rPr>
+          <w:b/>
+          <w:bCs/>
+        </w:rPr>
+        <w:t>Wireframe beeldscherm plein</w:t>
+      </w:r>
+    </w:p>
+    <w:p>
+      <w:r>
+        <w:t>In dit Wireframe zie je hoe het op het beeldscherm komt te staan op het leerplein. De mensen die langslopen zien de volgende informatie: de tijden van de activiteit de omschrijving klas, locatie, docent en de datum van vandaag.</w:t>
+      </w:r>
+    </w:p>
+    <w:p>
+      <w:pPr>
+        <w:pStyle w:val="Lijstalinea"/>
+      </w:pPr>
+    </w:p>
+    <w:p>
+      <w:pPr>
+        <w:pStyle w:val="Lijstalinea"/>
+      </w:pPr>
+    </w:p>
+    <w:p>
+      <w:pPr>
+        <w:pStyle w:val="Lijstalinea"/>
+      </w:pPr>
+    </w:p>
+    <w:p>
+      <w:pPr>
+        <w:pStyle w:val="Lijstalinea"/>
+      </w:pPr>
+      <w:r>
+        <w:rPr>
+          <w:noProof/>
+        </w:rPr>
+        <w:drawing>
+          <wp:anchor distT="0" distB="0" distL="114300" distR="114300" simplePos="0" relativeHeight="251668480" behindDoc="1" locked="0" layoutInCell="1" allowOverlap="1" wp14:anchorId="55232A12" wp14:editId="660558ED">
+            <wp:simplePos x="0" y="0"/>
+            <wp:positionH relativeFrom="column">
+              <wp:posOffset>4394200</wp:posOffset>
+            </wp:positionH>
+            <wp:positionV relativeFrom="paragraph">
+              <wp:posOffset>287020</wp:posOffset>
+            </wp:positionV>
+            <wp:extent cx="1524000" cy="2244090"/>
+            <wp:effectExtent l="1905" t="0" r="1905" b="1905"/>
+            <wp:wrapThrough wrapText="bothSides">
+              <wp:wrapPolygon edited="0">
+                <wp:start x="27" y="21618"/>
+                <wp:lineTo x="21357" y="21618"/>
+                <wp:lineTo x="21357" y="165"/>
+                <wp:lineTo x="27" y="165"/>
+                <wp:lineTo x="27" y="21618"/>
+              </wp:wrapPolygon>
+            </wp:wrapThrough>
+            <wp:docPr id="177860054" name="Afbeelding 22"/>
+            <wp:cNvGraphicFramePr>
+              <a:graphicFrameLocks xmlns:a="http://schemas.openxmlformats.org/drawingml/2006/main" noChangeAspect="1"/>
+            </wp:cNvGraphicFramePr>
+            <a:graphic xmlns:a="http://schemas.openxmlformats.org/drawingml/2006/main">
+              <a:graphicData uri="http://schemas.openxmlformats.org/drawingml/2006/picture">
+                <pic:pic xmlns:pic="http://schemas.openxmlformats.org/drawingml/2006/picture">
+                  <pic:nvPicPr>
+                    <pic:cNvPr id="0" name="Picture 17"/>
+                    <pic:cNvPicPr>
+                      <a:picLocks noChangeAspect="1" noChangeArrowheads="1"/>
+                    </pic:cNvPicPr>
+                  </pic:nvPicPr>
+                  <pic:blipFill rotWithShape="1">
+                    <a:blip r:embed="rId22" cstate="print">
+                      <a:extLst>
+                        <a:ext uri="{28A0092B-C50C-407E-A947-70E740481C1C}">
+                          <a14:useLocalDpi xmlns:a14="http://schemas.microsoft.com/office/drawing/2010/main" val="0"/>
+                        </a:ext>
+                      </a:extLst>
+                    </a:blip>
+                    <a:srcRect l="9434"/>
+                    <a:stretch>
+                      <a:fillRect/>
+                    </a:stretch>
+                  </pic:blipFill>
+                  <pic:spPr bwMode="auto">
+                    <a:xfrm rot="5400000">
+                      <a:off x="0" y="0"/>
+                      <a:ext cx="1524000" cy="2244090"/>
+                    </a:xfrm>
+                    <a:prstGeom prst="rect">
+                      <a:avLst/>
+                    </a:prstGeom>
+                    <a:noFill/>
+                    <a:ln>
+                      <a:noFill/>
+                    </a:ln>
+                    <a:extLst>
+                      <a:ext uri="{53640926-AAD7-44D8-BBD7-CCE9431645EC}">
+                        <a14:shadowObscured xmlns:a14="http://schemas.microsoft.com/office/drawing/2010/main"/>
+                      </a:ext>
+                    </a:extLst>
+                  </pic:spPr>
+                </pic:pic>
+              </a:graphicData>
+            </a:graphic>
+            <wp14:sizeRelH relativeFrom="page">
+              <wp14:pctWidth>0</wp14:pctWidth>
+            </wp14:sizeRelH>
+            <wp14:sizeRelV relativeFrom="page">
+              <wp14:pctHeight>0</wp14:pctHeight>
+            </wp14:sizeRelV>
+          </wp:anchor>
+        </w:drawing>
+      </w:r>
+    </w:p>
+    <w:p>
+      <w:pPr>
+        <w:rPr>
+          <w:b/>
+          <w:bCs/>
+        </w:rPr>
+      </w:pPr>
+      <w:r>
+        <w:rPr>
+          <w:b/>
+          <w:bCs/>
+        </w:rPr>
+        <w:t>Wireframe webpagina studenten</w:t>
+      </w:r>
+    </w:p>
+    <w:p>
+      <w:r>
+        <w:t xml:space="preserve">In dit Wireframe </w:t>
+      </w:r>
+      <w:r>
+        <w:t xml:space="preserve">zie je wat je ziet als je naar de openbare webpagina gaat. Je ziet hier de planning van vandaag. En je kan met de pijltjes vooruit en achteruit. Voorderest zie je een manier om te filteren op activiteiten, en je kan abonneer en een Excel export maken. En er is een knop inloggen voor de docenten. En er is een donkere modus beschikbaar. </w:t>
+      </w:r>
+    </w:p>
+    <w:p/>
+    <w:p>
+      <w:pPr>
+        <w:pStyle w:val="Lijstalinea"/>
+      </w:pPr>
+    </w:p>
+    <w:p>
+      <w:pPr>
+        <w:pStyle w:val="Lijstalinea"/>
+      </w:pPr>
+      <w:r>
+        <w:rPr>
+          <w:noProof/>
+        </w:rPr>
+        <w:drawing>
+          <wp:anchor distT="0" distB="0" distL="114300" distR="114300" simplePos="0" relativeHeight="251669504" behindDoc="1" locked="0" layoutInCell="1" allowOverlap="1" wp14:anchorId="64830143" wp14:editId="7265FA0E">
+            <wp:simplePos x="0" y="0"/>
+            <wp:positionH relativeFrom="page">
+              <wp:posOffset>5341620</wp:posOffset>
+            </wp:positionH>
+            <wp:positionV relativeFrom="paragraph">
+              <wp:posOffset>20320</wp:posOffset>
+            </wp:positionV>
+            <wp:extent cx="1418590" cy="2513965"/>
+            <wp:effectExtent l="4762" t="0" r="0" b="0"/>
+            <wp:wrapThrough wrapText="bothSides">
+              <wp:wrapPolygon edited="0">
+                <wp:start x="21527" y="-41"/>
+                <wp:lineTo x="353" y="-41"/>
+                <wp:lineTo x="353" y="21401"/>
+                <wp:lineTo x="21527" y="21401"/>
+                <wp:lineTo x="21527" y="-41"/>
+              </wp:wrapPolygon>
+            </wp:wrapThrough>
+            <wp:docPr id="1360209702" name="Afbeelding 23"/>
+            <wp:cNvGraphicFramePr>
+              <a:graphicFrameLocks xmlns:a="http://schemas.openxmlformats.org/drawingml/2006/main" noChangeAspect="1"/>
+            </wp:cNvGraphicFramePr>
+            <a:graphic xmlns:a="http://schemas.openxmlformats.org/drawingml/2006/main">
+              <a:graphicData uri="http://schemas.openxmlformats.org/drawingml/2006/picture">
+                <pic:pic xmlns:pic="http://schemas.openxmlformats.org/drawingml/2006/picture">
+                  <pic:nvPicPr>
+                    <pic:cNvPr id="0" name="Picture 18"/>
+                    <pic:cNvPicPr>
+                      <a:picLocks noChangeAspect="1" noChangeArrowheads="1"/>
+                    </pic:cNvPicPr>
+                  </pic:nvPicPr>
+                  <pic:blipFill rotWithShape="1">
+                    <a:blip r:embed="rId23" cstate="print">
+                      <a:extLst>
+                        <a:ext uri="{28A0092B-C50C-407E-A947-70E740481C1C}">
+                          <a14:useLocalDpi xmlns:a14="http://schemas.microsoft.com/office/drawing/2010/main" val="0"/>
+                        </a:ext>
+                      </a:extLst>
+                    </a:blip>
+                    <a:srcRect l="6476" r="6883"/>
+                    <a:stretch>
+                      <a:fillRect/>
+                    </a:stretch>
+                  </pic:blipFill>
+                  <pic:spPr bwMode="auto">
+                    <a:xfrm rot="16200000">
+                      <a:off x="0" y="0"/>
+                      <a:ext cx="1418590" cy="2513965"/>
+                    </a:xfrm>
+                    <a:prstGeom prst="rect">
+                      <a:avLst/>
+                    </a:prstGeom>
+                    <a:noFill/>
+                    <a:ln>
+                      <a:noFill/>
+                    </a:ln>
+                    <a:extLst>
+                      <a:ext uri="{53640926-AAD7-44D8-BBD7-CCE9431645EC}">
+                        <a14:shadowObscured xmlns:a14="http://schemas.microsoft.com/office/drawing/2010/main"/>
+                      </a:ext>
+                    </a:extLst>
+                  </pic:spPr>
+                </pic:pic>
+              </a:graphicData>
+            </a:graphic>
+            <wp14:sizeRelH relativeFrom="page">
+              <wp14:pctWidth>0</wp14:pctWidth>
+            </wp14:sizeRelH>
+            <wp14:sizeRelV relativeFrom="page">
+              <wp14:pctHeight>0</wp14:pctHeight>
+            </wp14:sizeRelV>
+          </wp:anchor>
+        </w:drawing>
+      </w:r>
+    </w:p>
+    <w:p>
+      <w:pPr>
+        <w:rPr>
+          <w:b/>
+          <w:bCs/>
+        </w:rPr>
+      </w:pPr>
+      <w:r>
+        <w:rPr>
+          <w:b/>
+          <w:bCs/>
+        </w:rPr>
+        <w:t>Wireframe beheerders pagina docenten</w:t>
+      </w:r>
+    </w:p>
+    <w:p>
+      <w:r>
+        <w:t xml:space="preserve">In dit Wireframe zie je de beheerderspagina je ziet hier een agenda met alle planningen </w:t>
+      </w:r>
+      <w:r>
+        <w:t xml:space="preserve">van vandaag en je kan met de pijltjes vooruit en achteruit. In de planning zie je alle activiteiten achter de activiteiten zie je twee bolletjes om de activiteit te wijzigen of te verwijderen. En bovenin zie je een knop met activiteit maken. En er is een donkere modus beschikbaar. </w:t>
+      </w:r>
+    </w:p>
+    <w:p>
+      <w:pPr>
+        <w:ind w:left="360"/>
+      </w:pPr>
+    </w:p>
+    <w:p>
+      <w:pPr>
+        <w:rPr>
+          <w:b/>
+          <w:bCs/>
+        </w:rPr>
+      </w:pPr>
+      <w:r>
+        <w:rPr>
+          <w:b/>
+          <w:bCs/>
+        </w:rPr>
+        <w:t>1</w:t>
+      </w:r>
+      <w:r>
+        <w:rPr>
+          <w:b/>
+          <w:bCs/>
+        </w:rPr>
+        <w:t>4</w:t>
+      </w:r>
+      <w:r>
+        <w:rPr>
+          <w:b/>
+          <w:bCs/>
+        </w:rPr>
+        <w:t>. Conclusie</w:t>
+      </w:r>
+    </w:p>
+    <w:p>
+      <w:r>
+        <w:t xml:space="preserve">Dit technisch ontwerp beschrijft de volledige technische opbouw van de Schiphol Terminal Board webapplicatie. De gekozen architectuur met </w:t>
+      </w:r>
+      <w:proofErr w:type="spellStart"/>
+      <w:r>
+        <w:t>Laravel</w:t>
+      </w:r>
+      <w:proofErr w:type="spellEnd"/>
+      <w:r>
+        <w:t xml:space="preserve">, Herd, </w:t>
+      </w:r>
+      <w:proofErr w:type="spellStart"/>
+      <w:r>
+        <w:t>SQLite</w:t>
+      </w:r>
+      <w:proofErr w:type="spellEnd"/>
+      <w:r>
+        <w:t xml:space="preserve"> en </w:t>
+      </w:r>
+      <w:proofErr w:type="spellStart"/>
+      <w:r>
+        <w:t>Tailwind</w:t>
+      </w:r>
+      <w:proofErr w:type="spellEnd"/>
+      <w:r>
+        <w:t xml:space="preserve"> CSS is stabiel, veilig, onderhoudbaar en perfect geschikt voor een onderwijsproject. De applicatie biedt een centrale oplossing voor het probleem dat </w:t>
+      </w:r>
+      <w:r>
+        <w:lastRenderedPageBreak/>
+        <w:t>studenten geen overzicht hebben van hun planning en maakt het mogelijk om activiteiten efficiënt te beheren en te synchroniseren met agenda’s.</w:t>
       </w:r>
     </w:p>
     <w:p/>
@@ -9414,7 +11278,7 @@
     <w:lsdException w:name="Medium Shading 2 Accent 1" w:uiPriority="64"/>
     <w:lsdException w:name="Medium List 1 Accent 1" w:uiPriority="65"/>
     <w:lsdException w:name="Revision" w:semiHidden="1"/>
-    <w:lsdException w:name="List Paragraph" w:uiPriority="34" w:qFormat="1"/>
+    <w:lsdException w:name="List Paragraph" w:uiPriority="0" w:qFormat="1"/>
     <w:lsdException w:name="Quote" w:uiPriority="29" w:qFormat="1"/>
     <w:lsdException w:name="Intense Quote" w:uiPriority="30" w:qFormat="1"/>
     <w:lsdException w:name="Medium List 2 Accent 1" w:uiPriority="66"/>
@@ -10060,7 +11924,6 @@
   <w:style w:type="paragraph" w:styleId="Lijstalinea">
     <w:name w:val="List Paragraph"/>
     <w:basedOn w:val="Standaard"/>
-    <w:uiPriority w:val="34"/>
     <w:qFormat/>
     <w:rsid w:val="0023194D"/>
     <w:pPr>
@@ -10128,6 +11991,15 @@
       <w:color w:val="0F4761" w:themeColor="accent1" w:themeShade="BF"/>
       <w:spacing w:val="5"/>
     </w:rPr>
+  </w:style>
+  <w:style w:type="paragraph" w:styleId="Geenafstand">
+    <w:name w:val="No Spacing"/>
+    <w:uiPriority w:val="1"/>
+    <w:qFormat/>
+    <w:rsid w:val="00BD30EA"/>
+    <w:pPr>
+      <w:spacing w:after="0" w:line="240" w:lineRule="auto"/>
+    </w:pPr>
   </w:style>
 </w:styles>
 </file>
